--- a/klagomål/A 27011-2026 FSC-klagomål.docx
+++ b/klagomål/A 27011-2026 FSC-klagomål.docx
@@ -724,7 +724,7 @@
     <w:r>
       <w:tab/>
       <w:tab/>
-      <w:t>2026-06-13</w:t>
+      <w:t>2026-06-14</w:t>
       <w:br/>
       <w:br/>
     </w:r>

--- a/klagomål/A 27011-2026 FSC-klagomål.docx
+++ b/klagomål/A 27011-2026 FSC-klagomål.docx
@@ -724,7 +724,7 @@
     <w:r>
       <w:tab/>
       <w:tab/>
-      <w:t>2026-06-15</w:t>
+      <w:t>2026-06-16</w:t>
       <w:br/>
       <w:br/>
     </w:r>

--- a/klagomål/A 27011-2026 FSC-klagomål.docx
+++ b/klagomål/A 27011-2026 FSC-klagomål.docx
@@ -724,7 +724,7 @@
     <w:r>
       <w:tab/>
       <w:tab/>
-      <w:t>2026-06-16</w:t>
+      <w:t>2026-06-17</w:t>
       <w:br/>
       <w:br/>
     </w:r>

--- a/klagomål/A 27011-2026 FSC-klagomål.docx
+++ b/klagomål/A 27011-2026 FSC-klagomål.docx
@@ -1,6 +1,6 @@
 
 <file path=word/document.xml><?xml version="1.0" encoding="utf-8"?>
-<w:document xmlns:wpc="http://schemas.microsoft.com/office/word/2010/wordprocessingCanvas" xmlns:cx="http://schemas.microsoft.com/office/drawing/2014/chartex" xmlns:cx1="http://schemas.microsoft.com/office/drawing/2015/9/8/chartex" xmlns:cx2="http://schemas.microsoft.com/office/drawing/2015/10/21/chartex" xmlns:cx3="http://schemas.microsoft.com/office/drawing/2016/5/9/chartex" xmlns:cx4="http://schemas.microsoft.com/office/drawing/2016/5/10/chartex" xmlns:cx5="http://schemas.microsoft.com/office/drawing/2016/5/11/chartex" xmlns:cx6="http://schemas.microsoft.com/office/drawing/2016/5/12/chartex" xmlns:cx7="http://schemas.microsoft.com/office/drawing/2016/5/13/chartex" xmlns:cx8="http://schemas.microsoft.com/office/drawing/2016/5/14/chartex" xmlns:mc="http://schemas.openxmlformats.org/markup-compatibility/2006" xmlns:aink="http://schemas.microsoft.com/office/drawing/2016/ink" xmlns:am3d="http://schemas.microsoft.com/office/drawing/2017/model3d" xmlns:o="urn:schemas-microsoft-com:office:office" xmlns:oel="http://schemas.microsoft.com/office/2019/extlst" xmlns:r="http://schemas.openxmlformats.org/officeDocument/2006/relationships" xmlns:m="http://schemas.openxmlformats.org/officeDocument/2006/math" xmlns:v="urn:schemas-microsoft-com:vml" xmlns:wp14="http://schemas.microsoft.com/office/word/2010/wordprocessingDrawing" xmlns:wp="http://schemas.openxmlformats.org/drawingml/2006/wordprocessingDrawing" xmlns:w10="urn:schemas-microsoft-com:office:word" xmlns:w="http://schemas.openxmlformats.org/wordprocessingml/2006/main" xmlns:w14="http://schemas.microsoft.com/office/word/2010/wordml" xmlns:w15="http://schemas.microsoft.com/office/word/2012/wordml" xmlns:w16cex="http://schemas.microsoft.com/office/word/2018/wordml/cex" xmlns:w16cid="http://schemas.microsoft.com/office/word/2016/wordml/cid" xmlns:w16="http://schemas.microsoft.com/office/word/2018/wordml" xmlns:w16sdtdh="http://schemas.microsoft.com/office/word/2020/wordml/sdtdatahash" xmlns:w16se="http://schemas.microsoft.com/office/word/2015/wordml/symex" xmlns:wpg="http://schemas.microsoft.com/office/word/2010/wordprocessingGroup" xmlns:wpi="http://schemas.microsoft.com/office/word/2010/wordprocessingInk" xmlns:wne="http://schemas.microsoft.com/office/word/2006/wordml" xmlns:wps="http://schemas.microsoft.com/office/word/2010/wordprocessingShape" mc:Ignorable="w14 w15 w16se w16cid w16 w16cex w16sdtdh wp14">
+<w:document xmlns:wpc="http://schemas.microsoft.com/office/word/2010/wordprocessingCanvas" xmlns:cx="http://schemas.microsoft.com/office/drawing/2014/chartex" xmlns:cx1="http://schemas.microsoft.com/office/drawing/2015/9/8/chartex" xmlns:cx2="http://schemas.microsoft.com/office/drawing/2015/10/21/chartex" xmlns:cx3="http://schemas.microsoft.com/office/drawing/2016/5/9/chartex" xmlns:cx4="http://schemas.microsoft.com/office/drawing/2016/5/10/chartex" xmlns:cx5="http://schemas.microsoft.com/office/drawing/2016/5/11/chartex" xmlns:cx6="http://schemas.microsoft.com/office/drawing/2016/5/12/chartex" xmlns:cx7="http://schemas.microsoft.com/office/drawing/2016/5/13/chartex" xmlns:cx8="http://schemas.microsoft.com/office/drawing/2016/5/14/chartex" xmlns:mc="http://schemas.openxmlformats.org/markup-compatibility/2006" xmlns:aink="http://schemas.microsoft.com/office/drawing/2016/ink" xmlns:am3d="http://schemas.microsoft.com/office/drawing/2017/model3d" xmlns:o="urn:schemas-microsoft-com:office:office" xmlns:oel="http://schemas.microsoft.com/office/2019/extlst" xmlns:r="http://schemas.openxmlformats.org/officeDocument/2006/relationships" xmlns:m="http://schemas.openxmlformats.org/officeDocument/2006/math" xmlns:v="urn:schemas-microsoft-com:vml" xmlns:wp14="http://schemas.microsoft.com/office/word/2010/wordprocessingDrawing" xmlns:wp="http://schemas.openxmlformats.org/drawingml/2006/wordprocessingDrawing" xmlns:w10="urn:schemas-microsoft-com:office:word" xmlns:w="http://schemas.openxmlformats.org/wordprocessingml/2006/main" xmlns:w14="http://schemas.microsoft.com/office/word/2010/wordml" xmlns:w15="http://schemas.microsoft.com/office/word/2012/wordml" xmlns:w16cex="http://schemas.microsoft.com/office/word/2018/wordml/cex" xmlns:w16cid="http://schemas.microsoft.com/office/word/2016/wordml/cid" xmlns:w16="http://schemas.microsoft.com/office/word/2018/wordml" xmlns:w16du="http://schemas.microsoft.com/office/word/2023/wordml/word16du" xmlns:w16sdtdh="http://schemas.microsoft.com/office/word/2020/wordml/sdtdatahash" xmlns:w16sdtfl="http://schemas.microsoft.com/office/word/2024/wordml/sdtformatlock" xmlns:w16se="http://schemas.microsoft.com/office/word/2015/wordml/symex" xmlns:wpg="http://schemas.microsoft.com/office/word/2010/wordprocessingGroup" xmlns:wpi="http://schemas.microsoft.com/office/word/2010/wordprocessingInk" xmlns:wne="http://schemas.microsoft.com/office/word/2006/wordml" xmlns:wps="http://schemas.microsoft.com/office/word/2010/wordprocessingShape" mc:Ignorable="w14 w15 w16se w16cid w16 w16cex w16sdtdh w16sdtfl w16du wp14">
   <w:body>
     <w:p>
       <w:r>
@@ -168,7 +168,7 @@
     </w:p>
     <w:p>
       <w:r>
-        <w:t>Detta dokument behandlar höga naturvärden i avverkningsanmälan A 27011-2026 i Gällivare kommun. Denna avverkningsanmälan inkom 2026-06-12 15:29:46 och omfattar 9,6 ha.</w:t>
+        <w:t>Detta dokument behandlar höga naturvärden i avverkningsanmälan A 27011-2026 i Gällivare kommun som inkom 2026-06-12 och omfattar 9,6 ha.</w:t>
       </w:r>
     </w:p>
     <w:p>
@@ -191,12 +191,15 @@
     </w:p>
     <w:p>
       <w:r>
-        <w:t>I avverkningsanmälan har följande 3 naturvårdsarter hittats: dropptaggsvamp (S), plattlummer (S, §9) och skarp dropptaggsvamp (S). Arter som är signalarter enligt Skogsstyrelsen har markerats med (S). För fridlysta arter anges även paragrafen i Artskyddsförordningen som arten är fridlyst enligt.</w:t>
+        <w:t>I och inom 9 meter från avverkningsanmälan har följande 3 naturvårdsarter hittats: dropptaggsvamp (NT, T), skarp dropptaggsvamp (NT) och plattlummer (S, T, §9). Av dessa är 2 rödlistade. För rödlistade arter har rödlistekategorin angivits inom parentes. Arter som är signalarter enligt Skogsstyrelsen har markerats med (S). Typiska arter inom Natura 2000 som är kopplade till skogsekosystem har markerats med (T). För fridlysta arter anges även paragrafen i Artskyddsförordningen som arten är fridlyst enligt.</w:t>
       </w:r>
     </w:p>
     <w:p>
       <w:r>
-        <w:t>De påträffade naturvårdsarterna är ett tydligt kvitto på att detta rör sig om en skog med höga naturvärden. I Figur 1 visas en karta över det avverkningsanmälda området, där samtliga fyndplatser för naturvårdsarter som finns registrerade på Artportalen har markerats.</w:t>
+        <w:t>De påträffade naturvårdsarterna är ett tydligt kvitto på att det rör sig om en skog med höga naturvärden.</w:t>
+      </w:r>
+      <w:r>
+        <w:t xml:space="preserve"> I Figur 1 visas fyndplatser för naturvårdsarter i området, som finns registrerade på Artportalen.</w:t>
       </w:r>
     </w:p>
     <w:p>
@@ -206,7 +209,7 @@
       <w:r>
         <w:drawing>
           <wp:inline xmlns:a="http://schemas.openxmlformats.org/drawingml/2006/main" xmlns:pic="http://schemas.openxmlformats.org/drawingml/2006/picture">
-            <wp:extent cx="5486400" cy="4820743"/>
+            <wp:extent cx="5486400" cy="4684690"/>
             <wp:docPr id="1" name="Picture 1"/>
             <wp:cNvGraphicFramePr>
               <a:graphicFrameLocks noChangeAspect="1"/>
@@ -227,7 +230,7 @@
                   <pic:spPr>
                     <a:xfrm>
                       <a:off x="0" y="0"/>
-                      <a:ext cx="5486400" cy="4820743"/>
+                      <a:ext cx="5486400" cy="4684690"/>
                     </a:xfrm>
                     <a:prstGeom prst="rect"/>
                   </pic:spPr>
@@ -241,9 +244,60 @@
     <w:p>
       <w:pPr>
         <w:pStyle w:val="Caption"/>
+        <w:spacing w:after="240"/>
       </w:pPr>
       <w:r>
-        <w:t>Figur 1. Fyndplatser för naturvårdsarter i det avverkningsanmälda området (röd linje). Markörer utan svart kant är placerade på fyndplatsen. Markörer med svart kant är placerade vid sidan av fyndplatsen och har ett svart streck som visar fyndplatsens exakta position. Kartans mittpunktskoordinat är N 7413526, E 759981 i SWEREF 99 TM.</w:t>
+        <w:t>Figur 1. Fyndplatser för naturvårdsarter i och inom 9 meter från avverkningsanmälan (röd linje). Markörer utan svart kant är placerade på fyndplatsen. Markörer med svart kant är placerade vid sidan av fyndplatsen och har ett svart streck som visar fyndplatsens exakta position. Kartans mittpunktskoordinat är N 7413526, E 759981 i SWEREF 99 TM.</w:t>
+      </w:r>
+    </w:p>
+    <w:p>
+      <w:pPr>
+        <w:pStyle w:val="Heading2"/>
+      </w:pPr>
+      <w:r>
+        <w:t>Fridlysta arter</w:t>
+      </w:r>
+    </w:p>
+    <w:p>
+      <w:r>
+        <w:t>Följande fridlysta arter har sina livsmiljöer och växtplatser i den avverkningsanmälda skogen: plattlummer (S, T, §9).</w:t>
+      </w:r>
+    </w:p>
+    <w:p>
+      <w:r>
+        <w:rPr>
+          <w:b/>
+        </w:rPr>
+        <w:t>Plattlummer (§9)</w:t>
+      </w:r>
+      <w:r>
+        <w:t xml:space="preserve"> växer främst i ljusöppna sandtallskogar eller annan gles, torr och brandpräglad hedbarrskog. Den är mest frekvent i olika typer av naturskogar och kontinuitetsskogar och missgynnas markant av slutavverkning och maskinell markberedning. Söder ut i landet förekommer de närstående arterna cypresslummer (VU, §8) och mellanlummer (VU, §9), vilka båda omfattas av EU:s art- och habitatdirektiv. Plattlummer är typisk art för </w:t>
+      </w:r>
+      <w:r>
+        <w:rPr>
+          <w:i/>
+        </w:rPr>
+        <w:t xml:space="preserve">9010 Taiga </w:t>
+      </w:r>
+      <w:r>
+        <w:t>och</w:t>
+      </w:r>
+      <w:r>
+        <w:rPr>
+          <w:i/>
+        </w:rPr>
+        <w:t xml:space="preserve"> 2320 Rissandhedar </w:t>
+      </w:r>
+      <w:r>
+        <w:t>(Nitare &amp; Skogsstyrelsen, 2019; SLU Artdatabanken, 2025).</w:t>
+      </w:r>
+    </w:p>
+    <w:p>
+      <w:pPr>
+        <w:pStyle w:val="Heading2"/>
+      </w:pPr>
+      <w:r>
+        <w:t>Övriga naturvårdsarter</w:t>
       </w:r>
     </w:p>
     <w:p>
@@ -275,48 +329,6 @@
       </w:r>
       <w:r>
         <w:t>bildar mykorrhiza med både gran och tall, främst i barrskogar med trädkontinuitet. Arten uppträder dels i näringsrik kalkbarrskog och dels i sur lavtallskog. Kalkbarrskogarna är ofta grandominerade, olikåldriga och skiktade på frisk mark med ett örtrikt vegetationsskikt. Lavtallskogarna är i regel magra, torra, ljusöppna och ofta brandpräglade. Den totala populationen i landet har minskat och bedöms fortsätta minska till följd av avverkning av äldre barrskogar. Arten har begränsad förmåga att återetablera sig efter slutavverkning eller andra storskaliga skogsbruksåtgärder. Det saknas indikationer på att arten långsiktigt kan etablera eller reproducera sig i skogsbestånd som brukas med metoder som trakthyggesbruk, markberedning, gödsling eller föryngring med förädlat plantmaterial. Minskningstakten för den svenska populationen bedöms vara nära gränsvärdet för Sårbar (VU) (SLU Artdatabanken, 2026).</w:t>
-      </w:r>
-    </w:p>
-    <w:p>
-      <w:pPr>
-        <w:pStyle w:val="Heading1"/>
-      </w:pPr>
-      <w:r>
-        <w:t>Fridlysta arter</w:t>
-      </w:r>
-    </w:p>
-    <w:p>
-      <w:r>
-        <w:t>Följande fridlysta arter har sina livsmiljöer och växtplatser i den avverkningsanmälda skogen: plattlummer (S, §9).</w:t>
-      </w:r>
-    </w:p>
-    <w:p>
-      <w:r>
-        <w:rPr>
-          <w:b/>
-        </w:rPr>
-        <w:t>Plattlummer (§9)</w:t>
-      </w:r>
-      <w:r>
-        <w:t xml:space="preserve"> växer främst i ljusöppna sandtallskogar eller annan gles, torr och brandpräglad hedbarrskog. Den är mest frekvent i olika typer av naturskogar och kontinuitetsskogar och missgynnas markant av slutavverkning och maskinell markberedning. Söder ut i landet förekommer de närstående arterna cypresslummer (VU, §8) och mellanlummer (VU, §9), vilka båda omfattas av EU:s art- och habitatdirektiv. Plattlummer är typisk art för </w:t>
-      </w:r>
-      <w:r>
-        <w:rPr>
-          <w:i/>
-        </w:rPr>
-        <w:t xml:space="preserve">9010 Taiga </w:t>
-      </w:r>
-      <w:r>
-        <w:t>och</w:t>
-      </w:r>
-      <w:r>
-        <w:rPr>
-          <w:i/>
-        </w:rPr>
-        <w:t xml:space="preserve"> 2320 Rissandhedar </w:t>
-      </w:r>
-      <w:r>
-        <w:t>(Nitare &amp; Skogsstyrelsen, 2019; SLU Artdatabanken, 2025).</w:t>
       </w:r>
     </w:p>
     <w:p>
@@ -409,7 +421,7 @@
         <w:rPr>
           <w:i/>
         </w:rPr>
-        <w:t>I det avverkningsanmälda skogsområdet har 3 naturvårdsarter varav 0 rödlistade arter sina livsmiljöer och växtplatser.</w:t>
+        <w:t>I det avverkningsanmälda skogsområdet har 3 naturvårdsarter varav 2 rödlistade arter sina livsmiljöer och växtplatser.</w:t>
       </w:r>
     </w:p>
     <w:p>
@@ -614,7 +626,7 @@
 </file>
 
 <file path=word/endnotes.xml><?xml version="1.0" encoding="utf-8"?>
-<w:endnotes xmlns:wpc="http://schemas.microsoft.com/office/word/2010/wordprocessingCanvas" xmlns:cx="http://schemas.microsoft.com/office/drawing/2014/chartex" xmlns:cx1="http://schemas.microsoft.com/office/drawing/2015/9/8/chartex" xmlns:cx2="http://schemas.microsoft.com/office/drawing/2015/10/21/chartex" xmlns:cx3="http://schemas.microsoft.com/office/drawing/2016/5/9/chartex" xmlns:cx4="http://schemas.microsoft.com/office/drawing/2016/5/10/chartex" xmlns:cx5="http://schemas.microsoft.com/office/drawing/2016/5/11/chartex" xmlns:cx6="http://schemas.microsoft.com/office/drawing/2016/5/12/chartex" xmlns:cx7="http://schemas.microsoft.com/office/drawing/2016/5/13/chartex" xmlns:cx8="http://schemas.microsoft.com/office/drawing/2016/5/14/chartex" xmlns:mc="http://schemas.openxmlformats.org/markup-compatibility/2006" xmlns:aink="http://schemas.microsoft.com/office/drawing/2016/ink" xmlns:am3d="http://schemas.microsoft.com/office/drawing/2017/model3d" xmlns:o="urn:schemas-microsoft-com:office:office" xmlns:oel="http://schemas.microsoft.com/office/2019/extlst" xmlns:r="http://schemas.openxmlformats.org/officeDocument/2006/relationships" xmlns:m="http://schemas.openxmlformats.org/officeDocument/2006/math" xmlns:v="urn:schemas-microsoft-com:vml" xmlns:wp14="http://schemas.microsoft.com/office/word/2010/wordprocessingDrawing" xmlns:wp="http://schemas.openxmlformats.org/drawingml/2006/wordprocessingDrawing" xmlns:w10="urn:schemas-microsoft-com:office:word" xmlns:w="http://schemas.openxmlformats.org/wordprocessingml/2006/main" xmlns:w14="http://schemas.microsoft.com/office/word/2010/wordml" xmlns:w15="http://schemas.microsoft.com/office/word/2012/wordml" xmlns:w16cex="http://schemas.microsoft.com/office/word/2018/wordml/cex" xmlns:w16cid="http://schemas.microsoft.com/office/word/2016/wordml/cid" xmlns:w16="http://schemas.microsoft.com/office/word/2018/wordml" xmlns:w16sdtdh="http://schemas.microsoft.com/office/word/2020/wordml/sdtdatahash" xmlns:w16se="http://schemas.microsoft.com/office/word/2015/wordml/symex" xmlns:wpg="http://schemas.microsoft.com/office/word/2010/wordprocessingGroup" xmlns:wpi="http://schemas.microsoft.com/office/word/2010/wordprocessingInk" xmlns:wne="http://schemas.microsoft.com/office/word/2006/wordml" xmlns:wps="http://schemas.microsoft.com/office/word/2010/wordprocessingShape" mc:Ignorable="w14 w15 w16se w16cid w16 w16cex w16sdtdh wp14">
+<w:endnotes xmlns:wpc="http://schemas.microsoft.com/office/word/2010/wordprocessingCanvas" xmlns:cx="http://schemas.microsoft.com/office/drawing/2014/chartex" xmlns:cx1="http://schemas.microsoft.com/office/drawing/2015/9/8/chartex" xmlns:cx2="http://schemas.microsoft.com/office/drawing/2015/10/21/chartex" xmlns:cx3="http://schemas.microsoft.com/office/drawing/2016/5/9/chartex" xmlns:cx4="http://schemas.microsoft.com/office/drawing/2016/5/10/chartex" xmlns:cx5="http://schemas.microsoft.com/office/drawing/2016/5/11/chartex" xmlns:cx6="http://schemas.microsoft.com/office/drawing/2016/5/12/chartex" xmlns:cx7="http://schemas.microsoft.com/office/drawing/2016/5/13/chartex" xmlns:cx8="http://schemas.microsoft.com/office/drawing/2016/5/14/chartex" xmlns:mc="http://schemas.openxmlformats.org/markup-compatibility/2006" xmlns:aink="http://schemas.microsoft.com/office/drawing/2016/ink" xmlns:am3d="http://schemas.microsoft.com/office/drawing/2017/model3d" xmlns:o="urn:schemas-microsoft-com:office:office" xmlns:oel="http://schemas.microsoft.com/office/2019/extlst" xmlns:r="http://schemas.openxmlformats.org/officeDocument/2006/relationships" xmlns:m="http://schemas.openxmlformats.org/officeDocument/2006/math" xmlns:v="urn:schemas-microsoft-com:vml" xmlns:wp14="http://schemas.microsoft.com/office/word/2010/wordprocessingDrawing" xmlns:wp="http://schemas.openxmlformats.org/drawingml/2006/wordprocessingDrawing" xmlns:w10="urn:schemas-microsoft-com:office:word" xmlns:w="http://schemas.openxmlformats.org/wordprocessingml/2006/main" xmlns:w14="http://schemas.microsoft.com/office/word/2010/wordml" xmlns:w15="http://schemas.microsoft.com/office/word/2012/wordml" xmlns:w16cex="http://schemas.microsoft.com/office/word/2018/wordml/cex" xmlns:w16cid="http://schemas.microsoft.com/office/word/2016/wordml/cid" xmlns:w16="http://schemas.microsoft.com/office/word/2018/wordml" xmlns:w16du="http://schemas.microsoft.com/office/word/2023/wordml/word16du" xmlns:w16sdtdh="http://schemas.microsoft.com/office/word/2020/wordml/sdtdatahash" xmlns:w16sdtfl="http://schemas.microsoft.com/office/word/2024/wordml/sdtformatlock" xmlns:w16se="http://schemas.microsoft.com/office/word/2015/wordml/symex" xmlns:wpg="http://schemas.microsoft.com/office/word/2010/wordprocessingGroup" xmlns:wpi="http://schemas.microsoft.com/office/word/2010/wordprocessingInk" xmlns:wne="http://schemas.microsoft.com/office/word/2006/wordml" xmlns:wps="http://schemas.microsoft.com/office/word/2010/wordprocessingShape" mc:Ignorable="w14 w15 w16se w16cid w16 w16cex w16sdtdh w16sdtfl w16du wp14">
   <w:endnote w:type="separator" w:id="-1">
     <w:p>
       <w:pPr>
@@ -639,7 +651,7 @@
 </file>
 
 <file path=word/footer1.xml><?xml version="1.0" encoding="utf-8"?>
-<w:ftr xmlns:wpc="http://schemas.microsoft.com/office/word/2010/wordprocessingCanvas" xmlns:cx="http://schemas.microsoft.com/office/drawing/2014/chartex" xmlns:cx1="http://schemas.microsoft.com/office/drawing/2015/9/8/chartex" xmlns:cx2="http://schemas.microsoft.com/office/drawing/2015/10/21/chartex" xmlns:cx3="http://schemas.microsoft.com/office/drawing/2016/5/9/chartex" xmlns:cx4="http://schemas.microsoft.com/office/drawing/2016/5/10/chartex" xmlns:cx5="http://schemas.microsoft.com/office/drawing/2016/5/11/chartex" xmlns:cx6="http://schemas.microsoft.com/office/drawing/2016/5/12/chartex" xmlns:cx7="http://schemas.microsoft.com/office/drawing/2016/5/13/chartex" xmlns:cx8="http://schemas.microsoft.com/office/drawing/2016/5/14/chartex" xmlns:mc="http://schemas.openxmlformats.org/markup-compatibility/2006" xmlns:aink="http://schemas.microsoft.com/office/drawing/2016/ink" xmlns:am3d="http://schemas.microsoft.com/office/drawing/2017/model3d" xmlns:o="urn:schemas-microsoft-com:office:office" xmlns:oel="http://schemas.microsoft.com/office/2019/extlst" xmlns:r="http://schemas.openxmlformats.org/officeDocument/2006/relationships" xmlns:m="http://schemas.openxmlformats.org/officeDocument/2006/math" xmlns:v="urn:schemas-microsoft-com:vml" xmlns:wp14="http://schemas.microsoft.com/office/word/2010/wordprocessingDrawing" xmlns:wp="http://schemas.openxmlformats.org/drawingml/2006/wordprocessingDrawing" xmlns:w10="urn:schemas-microsoft-com:office:word" xmlns:w="http://schemas.openxmlformats.org/wordprocessingml/2006/main" xmlns:w14="http://schemas.microsoft.com/office/word/2010/wordml" xmlns:w15="http://schemas.microsoft.com/office/word/2012/wordml" xmlns:w16cex="http://schemas.microsoft.com/office/word/2018/wordml/cex" xmlns:w16cid="http://schemas.microsoft.com/office/word/2016/wordml/cid" xmlns:w16="http://schemas.microsoft.com/office/word/2018/wordml" xmlns:w16sdtdh="http://schemas.microsoft.com/office/word/2020/wordml/sdtdatahash" xmlns:w16se="http://schemas.microsoft.com/office/word/2015/wordml/symex" xmlns:wpg="http://schemas.microsoft.com/office/word/2010/wordprocessingGroup" xmlns:wpi="http://schemas.microsoft.com/office/word/2010/wordprocessingInk" xmlns:wne="http://schemas.microsoft.com/office/word/2006/wordml" xmlns:wps="http://schemas.microsoft.com/office/word/2010/wordprocessingShape" mc:Ignorable="w14 w15 w16se w16cid w16 w16cex w16sdtdh wp14">
+<w:ftr xmlns:wpc="http://schemas.microsoft.com/office/word/2010/wordprocessingCanvas" xmlns:cx="http://schemas.microsoft.com/office/drawing/2014/chartex" xmlns:cx1="http://schemas.microsoft.com/office/drawing/2015/9/8/chartex" xmlns:cx2="http://schemas.microsoft.com/office/drawing/2015/10/21/chartex" xmlns:cx3="http://schemas.microsoft.com/office/drawing/2016/5/9/chartex" xmlns:cx4="http://schemas.microsoft.com/office/drawing/2016/5/10/chartex" xmlns:cx5="http://schemas.microsoft.com/office/drawing/2016/5/11/chartex" xmlns:cx6="http://schemas.microsoft.com/office/drawing/2016/5/12/chartex" xmlns:cx7="http://schemas.microsoft.com/office/drawing/2016/5/13/chartex" xmlns:cx8="http://schemas.microsoft.com/office/drawing/2016/5/14/chartex" xmlns:mc="http://schemas.openxmlformats.org/markup-compatibility/2006" xmlns:aink="http://schemas.microsoft.com/office/drawing/2016/ink" xmlns:am3d="http://schemas.microsoft.com/office/drawing/2017/model3d" xmlns:o="urn:schemas-microsoft-com:office:office" xmlns:oel="http://schemas.microsoft.com/office/2019/extlst" xmlns:r="http://schemas.openxmlformats.org/officeDocument/2006/relationships" xmlns:m="http://schemas.openxmlformats.org/officeDocument/2006/math" xmlns:v="urn:schemas-microsoft-com:vml" xmlns:wp14="http://schemas.microsoft.com/office/word/2010/wordprocessingDrawing" xmlns:wp="http://schemas.openxmlformats.org/drawingml/2006/wordprocessingDrawing" xmlns:w10="urn:schemas-microsoft-com:office:word" xmlns:w="http://schemas.openxmlformats.org/wordprocessingml/2006/main" xmlns:w14="http://schemas.microsoft.com/office/word/2010/wordml" xmlns:w15="http://schemas.microsoft.com/office/word/2012/wordml" xmlns:w16cex="http://schemas.microsoft.com/office/word/2018/wordml/cex" xmlns:w16cid="http://schemas.microsoft.com/office/word/2016/wordml/cid" xmlns:w16="http://schemas.microsoft.com/office/word/2018/wordml" xmlns:w16du="http://schemas.microsoft.com/office/word/2023/wordml/word16du" xmlns:w16sdtdh="http://schemas.microsoft.com/office/word/2020/wordml/sdtdatahash" xmlns:w16sdtfl="http://schemas.microsoft.com/office/word/2024/wordml/sdtformatlock" xmlns:w16se="http://schemas.microsoft.com/office/word/2015/wordml/symex" xmlns:wpg="http://schemas.microsoft.com/office/word/2010/wordprocessingGroup" xmlns:wpi="http://schemas.microsoft.com/office/word/2010/wordprocessingInk" xmlns:wne="http://schemas.microsoft.com/office/word/2006/wordml" xmlns:wps="http://schemas.microsoft.com/office/word/2010/wordprocessingShape" mc:Ignorable="w14 w15 w16se w16cid w16 w16cex w16sdtdh w16sdtfl w16du wp14">
   <w:p>
     <w:pPr>
       <w:pStyle w:val="Footer"/>
@@ -649,7 +661,7 @@
 </file>
 
 <file path=word/footer2.xml><?xml version="1.0" encoding="utf-8"?>
-<w:ftr xmlns:wpc="http://schemas.microsoft.com/office/word/2010/wordprocessingCanvas" xmlns:cx="http://schemas.microsoft.com/office/drawing/2014/chartex" xmlns:cx1="http://schemas.microsoft.com/office/drawing/2015/9/8/chartex" xmlns:cx2="http://schemas.microsoft.com/office/drawing/2015/10/21/chartex" xmlns:cx3="http://schemas.microsoft.com/office/drawing/2016/5/9/chartex" xmlns:cx4="http://schemas.microsoft.com/office/drawing/2016/5/10/chartex" xmlns:cx5="http://schemas.microsoft.com/office/drawing/2016/5/11/chartex" xmlns:cx6="http://schemas.microsoft.com/office/drawing/2016/5/12/chartex" xmlns:cx7="http://schemas.microsoft.com/office/drawing/2016/5/13/chartex" xmlns:cx8="http://schemas.microsoft.com/office/drawing/2016/5/14/chartex" xmlns:mc="http://schemas.openxmlformats.org/markup-compatibility/2006" xmlns:aink="http://schemas.microsoft.com/office/drawing/2016/ink" xmlns:am3d="http://schemas.microsoft.com/office/drawing/2017/model3d" xmlns:o="urn:schemas-microsoft-com:office:office" xmlns:oel="http://schemas.microsoft.com/office/2019/extlst" xmlns:r="http://schemas.openxmlformats.org/officeDocument/2006/relationships" xmlns:m="http://schemas.openxmlformats.org/officeDocument/2006/math" xmlns:v="urn:schemas-microsoft-com:vml" xmlns:wp14="http://schemas.microsoft.com/office/word/2010/wordprocessingDrawing" xmlns:wp="http://schemas.openxmlformats.org/drawingml/2006/wordprocessingDrawing" xmlns:w10="urn:schemas-microsoft-com:office:word" xmlns:w="http://schemas.openxmlformats.org/wordprocessingml/2006/main" xmlns:w14="http://schemas.microsoft.com/office/word/2010/wordml" xmlns:w15="http://schemas.microsoft.com/office/word/2012/wordml" xmlns:w16cex="http://schemas.microsoft.com/office/word/2018/wordml/cex" xmlns:w16cid="http://schemas.microsoft.com/office/word/2016/wordml/cid" xmlns:w16="http://schemas.microsoft.com/office/word/2018/wordml" xmlns:w16sdtdh="http://schemas.microsoft.com/office/word/2020/wordml/sdtdatahash" xmlns:w16se="http://schemas.microsoft.com/office/word/2015/wordml/symex" xmlns:wpg="http://schemas.microsoft.com/office/word/2010/wordprocessingGroup" xmlns:wpi="http://schemas.microsoft.com/office/word/2010/wordprocessingInk" xmlns:wne="http://schemas.microsoft.com/office/word/2006/wordml" xmlns:wps="http://schemas.microsoft.com/office/word/2010/wordprocessingShape" mc:Ignorable="w14 w15 w16se w16cid w16 w16cex w16sdtdh wp14">
+<w:ftr xmlns:wpc="http://schemas.microsoft.com/office/word/2010/wordprocessingCanvas" xmlns:cx="http://schemas.microsoft.com/office/drawing/2014/chartex" xmlns:cx1="http://schemas.microsoft.com/office/drawing/2015/9/8/chartex" xmlns:cx2="http://schemas.microsoft.com/office/drawing/2015/10/21/chartex" xmlns:cx3="http://schemas.microsoft.com/office/drawing/2016/5/9/chartex" xmlns:cx4="http://schemas.microsoft.com/office/drawing/2016/5/10/chartex" xmlns:cx5="http://schemas.microsoft.com/office/drawing/2016/5/11/chartex" xmlns:cx6="http://schemas.microsoft.com/office/drawing/2016/5/12/chartex" xmlns:cx7="http://schemas.microsoft.com/office/drawing/2016/5/13/chartex" xmlns:cx8="http://schemas.microsoft.com/office/drawing/2016/5/14/chartex" xmlns:mc="http://schemas.openxmlformats.org/markup-compatibility/2006" xmlns:aink="http://schemas.microsoft.com/office/drawing/2016/ink" xmlns:am3d="http://schemas.microsoft.com/office/drawing/2017/model3d" xmlns:o="urn:schemas-microsoft-com:office:office" xmlns:oel="http://schemas.microsoft.com/office/2019/extlst" xmlns:r="http://schemas.openxmlformats.org/officeDocument/2006/relationships" xmlns:m="http://schemas.openxmlformats.org/officeDocument/2006/math" xmlns:v="urn:schemas-microsoft-com:vml" xmlns:wp14="http://schemas.microsoft.com/office/word/2010/wordprocessingDrawing" xmlns:wp="http://schemas.openxmlformats.org/drawingml/2006/wordprocessingDrawing" xmlns:w10="urn:schemas-microsoft-com:office:word" xmlns:w="http://schemas.openxmlformats.org/wordprocessingml/2006/main" xmlns:w14="http://schemas.microsoft.com/office/word/2010/wordml" xmlns:w15="http://schemas.microsoft.com/office/word/2012/wordml" xmlns:w16cex="http://schemas.microsoft.com/office/word/2018/wordml/cex" xmlns:w16cid="http://schemas.microsoft.com/office/word/2016/wordml/cid" xmlns:w16="http://schemas.microsoft.com/office/word/2018/wordml" xmlns:w16du="http://schemas.microsoft.com/office/word/2023/wordml/word16du" xmlns:w16sdtdh="http://schemas.microsoft.com/office/word/2020/wordml/sdtdatahash" xmlns:w16sdtfl="http://schemas.microsoft.com/office/word/2024/wordml/sdtformatlock" xmlns:w16se="http://schemas.microsoft.com/office/word/2015/wordml/symex" xmlns:wpg="http://schemas.microsoft.com/office/word/2010/wordprocessingGroup" xmlns:wpi="http://schemas.microsoft.com/office/word/2010/wordprocessingInk" xmlns:wne="http://schemas.microsoft.com/office/word/2006/wordml" xmlns:wps="http://schemas.microsoft.com/office/word/2010/wordprocessingShape" mc:Ignorable="w14 w15 w16se w16cid w16 w16cex w16sdtdh w16sdtfl w16du wp14">
   <w:p>
     <w:pPr>
       <w:pStyle w:val="Footer"/>
@@ -659,7 +671,7 @@
 </file>
 
 <file path=word/footer3.xml><?xml version="1.0" encoding="utf-8"?>
-<w:ftr xmlns:wpc="http://schemas.microsoft.com/office/word/2010/wordprocessingCanvas" xmlns:cx="http://schemas.microsoft.com/office/drawing/2014/chartex" xmlns:cx1="http://schemas.microsoft.com/office/drawing/2015/9/8/chartex" xmlns:cx2="http://schemas.microsoft.com/office/drawing/2015/10/21/chartex" xmlns:cx3="http://schemas.microsoft.com/office/drawing/2016/5/9/chartex" xmlns:cx4="http://schemas.microsoft.com/office/drawing/2016/5/10/chartex" xmlns:cx5="http://schemas.microsoft.com/office/drawing/2016/5/11/chartex" xmlns:cx6="http://schemas.microsoft.com/office/drawing/2016/5/12/chartex" xmlns:cx7="http://schemas.microsoft.com/office/drawing/2016/5/13/chartex" xmlns:cx8="http://schemas.microsoft.com/office/drawing/2016/5/14/chartex" xmlns:mc="http://schemas.openxmlformats.org/markup-compatibility/2006" xmlns:aink="http://schemas.microsoft.com/office/drawing/2016/ink" xmlns:am3d="http://schemas.microsoft.com/office/drawing/2017/model3d" xmlns:o="urn:schemas-microsoft-com:office:office" xmlns:oel="http://schemas.microsoft.com/office/2019/extlst" xmlns:r="http://schemas.openxmlformats.org/officeDocument/2006/relationships" xmlns:m="http://schemas.openxmlformats.org/officeDocument/2006/math" xmlns:v="urn:schemas-microsoft-com:vml" xmlns:wp14="http://schemas.microsoft.com/office/word/2010/wordprocessingDrawing" xmlns:wp="http://schemas.openxmlformats.org/drawingml/2006/wordprocessingDrawing" xmlns:w10="urn:schemas-microsoft-com:office:word" xmlns:w="http://schemas.openxmlformats.org/wordprocessingml/2006/main" xmlns:w14="http://schemas.microsoft.com/office/word/2010/wordml" xmlns:w15="http://schemas.microsoft.com/office/word/2012/wordml" xmlns:w16cex="http://schemas.microsoft.com/office/word/2018/wordml/cex" xmlns:w16cid="http://schemas.microsoft.com/office/word/2016/wordml/cid" xmlns:w16="http://schemas.microsoft.com/office/word/2018/wordml" xmlns:w16sdtdh="http://schemas.microsoft.com/office/word/2020/wordml/sdtdatahash" xmlns:w16se="http://schemas.microsoft.com/office/word/2015/wordml/symex" xmlns:wpg="http://schemas.microsoft.com/office/word/2010/wordprocessingGroup" xmlns:wpi="http://schemas.microsoft.com/office/word/2010/wordprocessingInk" xmlns:wne="http://schemas.microsoft.com/office/word/2006/wordml" xmlns:wps="http://schemas.microsoft.com/office/word/2010/wordprocessingShape" mc:Ignorable="w14 w15 w16se w16cid w16 w16cex w16sdtdh wp14">
+<w:ftr xmlns:wpc="http://schemas.microsoft.com/office/word/2010/wordprocessingCanvas" xmlns:cx="http://schemas.microsoft.com/office/drawing/2014/chartex" xmlns:cx1="http://schemas.microsoft.com/office/drawing/2015/9/8/chartex" xmlns:cx2="http://schemas.microsoft.com/office/drawing/2015/10/21/chartex" xmlns:cx3="http://schemas.microsoft.com/office/drawing/2016/5/9/chartex" xmlns:cx4="http://schemas.microsoft.com/office/drawing/2016/5/10/chartex" xmlns:cx5="http://schemas.microsoft.com/office/drawing/2016/5/11/chartex" xmlns:cx6="http://schemas.microsoft.com/office/drawing/2016/5/12/chartex" xmlns:cx7="http://schemas.microsoft.com/office/drawing/2016/5/13/chartex" xmlns:cx8="http://schemas.microsoft.com/office/drawing/2016/5/14/chartex" xmlns:mc="http://schemas.openxmlformats.org/markup-compatibility/2006" xmlns:aink="http://schemas.microsoft.com/office/drawing/2016/ink" xmlns:am3d="http://schemas.microsoft.com/office/drawing/2017/model3d" xmlns:o="urn:schemas-microsoft-com:office:office" xmlns:oel="http://schemas.microsoft.com/office/2019/extlst" xmlns:r="http://schemas.openxmlformats.org/officeDocument/2006/relationships" xmlns:m="http://schemas.openxmlformats.org/officeDocument/2006/math" xmlns:v="urn:schemas-microsoft-com:vml" xmlns:wp14="http://schemas.microsoft.com/office/word/2010/wordprocessingDrawing" xmlns:wp="http://schemas.openxmlformats.org/drawingml/2006/wordprocessingDrawing" xmlns:w10="urn:schemas-microsoft-com:office:word" xmlns:w="http://schemas.openxmlformats.org/wordprocessingml/2006/main" xmlns:w14="http://schemas.microsoft.com/office/word/2010/wordml" xmlns:w15="http://schemas.microsoft.com/office/word/2012/wordml" xmlns:w16cex="http://schemas.microsoft.com/office/word/2018/wordml/cex" xmlns:w16cid="http://schemas.microsoft.com/office/word/2016/wordml/cid" xmlns:w16="http://schemas.microsoft.com/office/word/2018/wordml" xmlns:w16du="http://schemas.microsoft.com/office/word/2023/wordml/word16du" xmlns:w16sdtdh="http://schemas.microsoft.com/office/word/2020/wordml/sdtdatahash" xmlns:w16sdtfl="http://schemas.microsoft.com/office/word/2024/wordml/sdtformatlock" xmlns:w16se="http://schemas.microsoft.com/office/word/2015/wordml/symex" xmlns:wpg="http://schemas.microsoft.com/office/word/2010/wordprocessingGroup" xmlns:wpi="http://schemas.microsoft.com/office/word/2010/wordprocessingInk" xmlns:wne="http://schemas.microsoft.com/office/word/2006/wordml" xmlns:wps="http://schemas.microsoft.com/office/word/2010/wordprocessingShape" mc:Ignorable="w14 w15 w16se w16cid w16 w16cex w16sdtdh w16sdtfl w16du wp14">
   <w:p>
     <w:pPr>
       <w:pStyle w:val="Footer"/>
@@ -669,7 +681,7 @@
 </file>
 
 <file path=word/footnotes.xml><?xml version="1.0" encoding="utf-8"?>
-<w:footnotes xmlns:wpc="http://schemas.microsoft.com/office/word/2010/wordprocessingCanvas" xmlns:cx="http://schemas.microsoft.com/office/drawing/2014/chartex" xmlns:cx1="http://schemas.microsoft.com/office/drawing/2015/9/8/chartex" xmlns:cx2="http://schemas.microsoft.com/office/drawing/2015/10/21/chartex" xmlns:cx3="http://schemas.microsoft.com/office/drawing/2016/5/9/chartex" xmlns:cx4="http://schemas.microsoft.com/office/drawing/2016/5/10/chartex" xmlns:cx5="http://schemas.microsoft.com/office/drawing/2016/5/11/chartex" xmlns:cx6="http://schemas.microsoft.com/office/drawing/2016/5/12/chartex" xmlns:cx7="http://schemas.microsoft.com/office/drawing/2016/5/13/chartex" xmlns:cx8="http://schemas.microsoft.com/office/drawing/2016/5/14/chartex" xmlns:mc="http://schemas.openxmlformats.org/markup-compatibility/2006" xmlns:aink="http://schemas.microsoft.com/office/drawing/2016/ink" xmlns:am3d="http://schemas.microsoft.com/office/drawing/2017/model3d" xmlns:o="urn:schemas-microsoft-com:office:office" xmlns:oel="http://schemas.microsoft.com/office/2019/extlst" xmlns:r="http://schemas.openxmlformats.org/officeDocument/2006/relationships" xmlns:m="http://schemas.openxmlformats.org/officeDocument/2006/math" xmlns:v="urn:schemas-microsoft-com:vml" xmlns:wp14="http://schemas.microsoft.com/office/word/2010/wordprocessingDrawing" xmlns:wp="http://schemas.openxmlformats.org/drawingml/2006/wordprocessingDrawing" xmlns:w10="urn:schemas-microsoft-com:office:word" xmlns:w="http://schemas.openxmlformats.org/wordprocessingml/2006/main" xmlns:w14="http://schemas.microsoft.com/office/word/2010/wordml" xmlns:w15="http://schemas.microsoft.com/office/word/2012/wordml" xmlns:w16cex="http://schemas.microsoft.com/office/word/2018/wordml/cex" xmlns:w16cid="http://schemas.microsoft.com/office/word/2016/wordml/cid" xmlns:w16="http://schemas.microsoft.com/office/word/2018/wordml" xmlns:w16sdtdh="http://schemas.microsoft.com/office/word/2020/wordml/sdtdatahash" xmlns:w16se="http://schemas.microsoft.com/office/word/2015/wordml/symex" xmlns:wpg="http://schemas.microsoft.com/office/word/2010/wordprocessingGroup" xmlns:wpi="http://schemas.microsoft.com/office/word/2010/wordprocessingInk" xmlns:wne="http://schemas.microsoft.com/office/word/2006/wordml" xmlns:wps="http://schemas.microsoft.com/office/word/2010/wordprocessingShape" mc:Ignorable="w14 w15 w16se w16cid w16 w16cex w16sdtdh wp14">
+<w:footnotes xmlns:wpc="http://schemas.microsoft.com/office/word/2010/wordprocessingCanvas" xmlns:cx="http://schemas.microsoft.com/office/drawing/2014/chartex" xmlns:cx1="http://schemas.microsoft.com/office/drawing/2015/9/8/chartex" xmlns:cx2="http://schemas.microsoft.com/office/drawing/2015/10/21/chartex" xmlns:cx3="http://schemas.microsoft.com/office/drawing/2016/5/9/chartex" xmlns:cx4="http://schemas.microsoft.com/office/drawing/2016/5/10/chartex" xmlns:cx5="http://schemas.microsoft.com/office/drawing/2016/5/11/chartex" xmlns:cx6="http://schemas.microsoft.com/office/drawing/2016/5/12/chartex" xmlns:cx7="http://schemas.microsoft.com/office/drawing/2016/5/13/chartex" xmlns:cx8="http://schemas.microsoft.com/office/drawing/2016/5/14/chartex" xmlns:mc="http://schemas.openxmlformats.org/markup-compatibility/2006" xmlns:aink="http://schemas.microsoft.com/office/drawing/2016/ink" xmlns:am3d="http://schemas.microsoft.com/office/drawing/2017/model3d" xmlns:o="urn:schemas-microsoft-com:office:office" xmlns:oel="http://schemas.microsoft.com/office/2019/extlst" xmlns:r="http://schemas.openxmlformats.org/officeDocument/2006/relationships" xmlns:m="http://schemas.openxmlformats.org/officeDocument/2006/math" xmlns:v="urn:schemas-microsoft-com:vml" xmlns:wp14="http://schemas.microsoft.com/office/word/2010/wordprocessingDrawing" xmlns:wp="http://schemas.openxmlformats.org/drawingml/2006/wordprocessingDrawing" xmlns:w10="urn:schemas-microsoft-com:office:word" xmlns:w="http://schemas.openxmlformats.org/wordprocessingml/2006/main" xmlns:w14="http://schemas.microsoft.com/office/word/2010/wordml" xmlns:w15="http://schemas.microsoft.com/office/word/2012/wordml" xmlns:w16cex="http://schemas.microsoft.com/office/word/2018/wordml/cex" xmlns:w16cid="http://schemas.microsoft.com/office/word/2016/wordml/cid" xmlns:w16="http://schemas.microsoft.com/office/word/2018/wordml" xmlns:w16du="http://schemas.microsoft.com/office/word/2023/wordml/word16du" xmlns:w16sdtdh="http://schemas.microsoft.com/office/word/2020/wordml/sdtdatahash" xmlns:w16sdtfl="http://schemas.microsoft.com/office/word/2024/wordml/sdtformatlock" xmlns:w16se="http://schemas.microsoft.com/office/word/2015/wordml/symex" xmlns:wpg="http://schemas.microsoft.com/office/word/2010/wordprocessingGroup" xmlns:wpi="http://schemas.microsoft.com/office/word/2010/wordprocessingInk" xmlns:wne="http://schemas.microsoft.com/office/word/2006/wordml" xmlns:wps="http://schemas.microsoft.com/office/word/2010/wordprocessingShape" mc:Ignorable="w14 w15 w16se w16cid w16 w16cex w16sdtdh w16sdtfl w16du wp14">
   <w:footnote w:type="separator" w:id="-1">
     <w:p>
       <w:pPr>
@@ -694,7 +706,7 @@
 </file>
 
 <file path=word/header1.xml><?xml version="1.0" encoding="utf-8"?>
-<w:hdr xmlns:wpc="http://schemas.microsoft.com/office/word/2010/wordprocessingCanvas" xmlns:cx="http://schemas.microsoft.com/office/drawing/2014/chartex" xmlns:cx1="http://schemas.microsoft.com/office/drawing/2015/9/8/chartex" xmlns:cx2="http://schemas.microsoft.com/office/drawing/2015/10/21/chartex" xmlns:cx3="http://schemas.microsoft.com/office/drawing/2016/5/9/chartex" xmlns:cx4="http://schemas.microsoft.com/office/drawing/2016/5/10/chartex" xmlns:cx5="http://schemas.microsoft.com/office/drawing/2016/5/11/chartex" xmlns:cx6="http://schemas.microsoft.com/office/drawing/2016/5/12/chartex" xmlns:cx7="http://schemas.microsoft.com/office/drawing/2016/5/13/chartex" xmlns:cx8="http://schemas.microsoft.com/office/drawing/2016/5/14/chartex" xmlns:mc="http://schemas.openxmlformats.org/markup-compatibility/2006" xmlns:aink="http://schemas.microsoft.com/office/drawing/2016/ink" xmlns:am3d="http://schemas.microsoft.com/office/drawing/2017/model3d" xmlns:o="urn:schemas-microsoft-com:office:office" xmlns:oel="http://schemas.microsoft.com/office/2019/extlst" xmlns:r="http://schemas.openxmlformats.org/officeDocument/2006/relationships" xmlns:m="http://schemas.openxmlformats.org/officeDocument/2006/math" xmlns:v="urn:schemas-microsoft-com:vml" xmlns:wp14="http://schemas.microsoft.com/office/word/2010/wordprocessingDrawing" xmlns:wp="http://schemas.openxmlformats.org/drawingml/2006/wordprocessingDrawing" xmlns:w10="urn:schemas-microsoft-com:office:word" xmlns:w="http://schemas.openxmlformats.org/wordprocessingml/2006/main" xmlns:w14="http://schemas.microsoft.com/office/word/2010/wordml" xmlns:w15="http://schemas.microsoft.com/office/word/2012/wordml" xmlns:w16cex="http://schemas.microsoft.com/office/word/2018/wordml/cex" xmlns:w16cid="http://schemas.microsoft.com/office/word/2016/wordml/cid" xmlns:w16="http://schemas.microsoft.com/office/word/2018/wordml" xmlns:w16sdtdh="http://schemas.microsoft.com/office/word/2020/wordml/sdtdatahash" xmlns:w16se="http://schemas.microsoft.com/office/word/2015/wordml/symex" xmlns:wpg="http://schemas.microsoft.com/office/word/2010/wordprocessingGroup" xmlns:wpi="http://schemas.microsoft.com/office/word/2010/wordprocessingInk" xmlns:wne="http://schemas.microsoft.com/office/word/2006/wordml" xmlns:wps="http://schemas.microsoft.com/office/word/2010/wordprocessingShape" mc:Ignorable="w14 w15 w16se w16cid w16 w16cex w16sdtdh wp14">
+<w:hdr xmlns:wpc="http://schemas.microsoft.com/office/word/2010/wordprocessingCanvas" xmlns:cx="http://schemas.microsoft.com/office/drawing/2014/chartex" xmlns:cx1="http://schemas.microsoft.com/office/drawing/2015/9/8/chartex" xmlns:cx2="http://schemas.microsoft.com/office/drawing/2015/10/21/chartex" xmlns:cx3="http://schemas.microsoft.com/office/drawing/2016/5/9/chartex" xmlns:cx4="http://schemas.microsoft.com/office/drawing/2016/5/10/chartex" xmlns:cx5="http://schemas.microsoft.com/office/drawing/2016/5/11/chartex" xmlns:cx6="http://schemas.microsoft.com/office/drawing/2016/5/12/chartex" xmlns:cx7="http://schemas.microsoft.com/office/drawing/2016/5/13/chartex" xmlns:cx8="http://schemas.microsoft.com/office/drawing/2016/5/14/chartex" xmlns:mc="http://schemas.openxmlformats.org/markup-compatibility/2006" xmlns:aink="http://schemas.microsoft.com/office/drawing/2016/ink" xmlns:am3d="http://schemas.microsoft.com/office/drawing/2017/model3d" xmlns:o="urn:schemas-microsoft-com:office:office" xmlns:oel="http://schemas.microsoft.com/office/2019/extlst" xmlns:r="http://schemas.openxmlformats.org/officeDocument/2006/relationships" xmlns:m="http://schemas.openxmlformats.org/officeDocument/2006/math" xmlns:v="urn:schemas-microsoft-com:vml" xmlns:wp14="http://schemas.microsoft.com/office/word/2010/wordprocessingDrawing" xmlns:wp="http://schemas.openxmlformats.org/drawingml/2006/wordprocessingDrawing" xmlns:w10="urn:schemas-microsoft-com:office:word" xmlns:w="http://schemas.openxmlformats.org/wordprocessingml/2006/main" xmlns:w14="http://schemas.microsoft.com/office/word/2010/wordml" xmlns:w15="http://schemas.microsoft.com/office/word/2012/wordml" xmlns:w16cex="http://schemas.microsoft.com/office/word/2018/wordml/cex" xmlns:w16cid="http://schemas.microsoft.com/office/word/2016/wordml/cid" xmlns:w16="http://schemas.microsoft.com/office/word/2018/wordml" xmlns:w16du="http://schemas.microsoft.com/office/word/2023/wordml/word16du" xmlns:w16sdtdh="http://schemas.microsoft.com/office/word/2020/wordml/sdtdatahash" xmlns:w16sdtfl="http://schemas.microsoft.com/office/word/2024/wordml/sdtformatlock" xmlns:w16se="http://schemas.microsoft.com/office/word/2015/wordml/symex" xmlns:wpg="http://schemas.microsoft.com/office/word/2010/wordprocessingGroup" xmlns:wpi="http://schemas.microsoft.com/office/word/2010/wordprocessingInk" xmlns:wne="http://schemas.microsoft.com/office/word/2006/wordml" xmlns:wps="http://schemas.microsoft.com/office/word/2010/wordprocessingShape" mc:Ignorable="w14 w15 w16se w16cid w16 w16cex w16sdtdh w16sdtfl w16du wp14">
   <w:p>
     <w:pPr>
       <w:pStyle w:val="Header"/>
@@ -704,7 +716,7 @@
 </file>
 
 <file path=word/header2.xml><?xml version="1.0" encoding="utf-8"?>
-<w:hdr xmlns:wpc="http://schemas.microsoft.com/office/word/2010/wordprocessingCanvas" xmlns:cx="http://schemas.microsoft.com/office/drawing/2014/chartex" xmlns:cx1="http://schemas.microsoft.com/office/drawing/2015/9/8/chartex" xmlns:cx2="http://schemas.microsoft.com/office/drawing/2015/10/21/chartex" xmlns:cx3="http://schemas.microsoft.com/office/drawing/2016/5/9/chartex" xmlns:cx4="http://schemas.microsoft.com/office/drawing/2016/5/10/chartex" xmlns:cx5="http://schemas.microsoft.com/office/drawing/2016/5/11/chartex" xmlns:cx6="http://schemas.microsoft.com/office/drawing/2016/5/12/chartex" xmlns:cx7="http://schemas.microsoft.com/office/drawing/2016/5/13/chartex" xmlns:cx8="http://schemas.microsoft.com/office/drawing/2016/5/14/chartex" xmlns:mc="http://schemas.openxmlformats.org/markup-compatibility/2006" xmlns:aink="http://schemas.microsoft.com/office/drawing/2016/ink" xmlns:am3d="http://schemas.microsoft.com/office/drawing/2017/model3d" xmlns:o="urn:schemas-microsoft-com:office:office" xmlns:oel="http://schemas.microsoft.com/office/2019/extlst" xmlns:r="http://schemas.openxmlformats.org/officeDocument/2006/relationships" xmlns:m="http://schemas.openxmlformats.org/officeDocument/2006/math" xmlns:v="urn:schemas-microsoft-com:vml" xmlns:wp14="http://schemas.microsoft.com/office/word/2010/wordprocessingDrawing" xmlns:wp="http://schemas.openxmlformats.org/drawingml/2006/wordprocessingDrawing" xmlns:w10="urn:schemas-microsoft-com:office:word" xmlns:w="http://schemas.openxmlformats.org/wordprocessingml/2006/main" xmlns:w14="http://schemas.microsoft.com/office/word/2010/wordml" xmlns:w15="http://schemas.microsoft.com/office/word/2012/wordml" xmlns:w16cex="http://schemas.microsoft.com/office/word/2018/wordml/cex" xmlns:w16cid="http://schemas.microsoft.com/office/word/2016/wordml/cid" xmlns:w16="http://schemas.microsoft.com/office/word/2018/wordml" xmlns:w16sdtdh="http://schemas.microsoft.com/office/word/2020/wordml/sdtdatahash" xmlns:w16se="http://schemas.microsoft.com/office/word/2015/wordml/symex" xmlns:wpg="http://schemas.microsoft.com/office/word/2010/wordprocessingGroup" xmlns:wpi="http://schemas.microsoft.com/office/word/2010/wordprocessingInk" xmlns:wne="http://schemas.microsoft.com/office/word/2006/wordml" xmlns:wps="http://schemas.microsoft.com/office/word/2010/wordprocessingShape" mc:Ignorable="w14 w15 w16se w16cid w16 w16cex w16sdtdh wp14">
+<w:hdr xmlns:wpc="http://schemas.microsoft.com/office/word/2010/wordprocessingCanvas" xmlns:cx="http://schemas.microsoft.com/office/drawing/2014/chartex" xmlns:cx1="http://schemas.microsoft.com/office/drawing/2015/9/8/chartex" xmlns:cx2="http://schemas.microsoft.com/office/drawing/2015/10/21/chartex" xmlns:cx3="http://schemas.microsoft.com/office/drawing/2016/5/9/chartex" xmlns:cx4="http://schemas.microsoft.com/office/drawing/2016/5/10/chartex" xmlns:cx5="http://schemas.microsoft.com/office/drawing/2016/5/11/chartex" xmlns:cx6="http://schemas.microsoft.com/office/drawing/2016/5/12/chartex" xmlns:cx7="http://schemas.microsoft.com/office/drawing/2016/5/13/chartex" xmlns:cx8="http://schemas.microsoft.com/office/drawing/2016/5/14/chartex" xmlns:mc="http://schemas.openxmlformats.org/markup-compatibility/2006" xmlns:aink="http://schemas.microsoft.com/office/drawing/2016/ink" xmlns:am3d="http://schemas.microsoft.com/office/drawing/2017/model3d" xmlns:o="urn:schemas-microsoft-com:office:office" xmlns:oel="http://schemas.microsoft.com/office/2019/extlst" xmlns:r="http://schemas.openxmlformats.org/officeDocument/2006/relationships" xmlns:m="http://schemas.openxmlformats.org/officeDocument/2006/math" xmlns:v="urn:schemas-microsoft-com:vml" xmlns:wp14="http://schemas.microsoft.com/office/word/2010/wordprocessingDrawing" xmlns:wp="http://schemas.openxmlformats.org/drawingml/2006/wordprocessingDrawing" xmlns:w10="urn:schemas-microsoft-com:office:word" xmlns:w="http://schemas.openxmlformats.org/wordprocessingml/2006/main" xmlns:w14="http://schemas.microsoft.com/office/word/2010/wordml" xmlns:w15="http://schemas.microsoft.com/office/word/2012/wordml" xmlns:w16cex="http://schemas.microsoft.com/office/word/2018/wordml/cex" xmlns:w16cid="http://schemas.microsoft.com/office/word/2016/wordml/cid" xmlns:w16="http://schemas.microsoft.com/office/word/2018/wordml" xmlns:w16du="http://schemas.microsoft.com/office/word/2023/wordml/word16du" xmlns:w16sdtdh="http://schemas.microsoft.com/office/word/2020/wordml/sdtdatahash" xmlns:w16sdtfl="http://schemas.microsoft.com/office/word/2024/wordml/sdtformatlock" xmlns:w16se="http://schemas.microsoft.com/office/word/2015/wordml/symex" xmlns:wpg="http://schemas.microsoft.com/office/word/2010/wordprocessingGroup" xmlns:wpi="http://schemas.microsoft.com/office/word/2010/wordprocessingInk" xmlns:wne="http://schemas.microsoft.com/office/word/2006/wordml" xmlns:wps="http://schemas.microsoft.com/office/word/2010/wordprocessingShape" mc:Ignorable="w14 w15 w16se w16cid w16 w16cex w16sdtdh w16sdtfl w16du wp14">
   <w:p>
     <w:pPr>
       <w:pStyle w:val="Header"/>
@@ -715,7 +727,7 @@
 </file>
 
 <file path=word/header3.xml><?xml version="1.0" encoding="utf-8"?>
-<w:hdr xmlns:wpc="http://schemas.microsoft.com/office/word/2010/wordprocessingCanvas" xmlns:cx="http://schemas.microsoft.com/office/drawing/2014/chartex" xmlns:cx1="http://schemas.microsoft.com/office/drawing/2015/9/8/chartex" xmlns:cx2="http://schemas.microsoft.com/office/drawing/2015/10/21/chartex" xmlns:cx3="http://schemas.microsoft.com/office/drawing/2016/5/9/chartex" xmlns:cx4="http://schemas.microsoft.com/office/drawing/2016/5/10/chartex" xmlns:cx5="http://schemas.microsoft.com/office/drawing/2016/5/11/chartex" xmlns:cx6="http://schemas.microsoft.com/office/drawing/2016/5/12/chartex" xmlns:cx7="http://schemas.microsoft.com/office/drawing/2016/5/13/chartex" xmlns:cx8="http://schemas.microsoft.com/office/drawing/2016/5/14/chartex" xmlns:mc="http://schemas.openxmlformats.org/markup-compatibility/2006" xmlns:aink="http://schemas.microsoft.com/office/drawing/2016/ink" xmlns:am3d="http://schemas.microsoft.com/office/drawing/2017/model3d" xmlns:o="urn:schemas-microsoft-com:office:office" xmlns:oel="http://schemas.microsoft.com/office/2019/extlst" xmlns:r="http://schemas.openxmlformats.org/officeDocument/2006/relationships" xmlns:m="http://schemas.openxmlformats.org/officeDocument/2006/math" xmlns:v="urn:schemas-microsoft-com:vml" xmlns:wp14="http://schemas.microsoft.com/office/word/2010/wordprocessingDrawing" xmlns:wp="http://schemas.openxmlformats.org/drawingml/2006/wordprocessingDrawing" xmlns:w10="urn:schemas-microsoft-com:office:word" xmlns:w="http://schemas.openxmlformats.org/wordprocessingml/2006/main" xmlns:w14="http://schemas.microsoft.com/office/word/2010/wordml" xmlns:w15="http://schemas.microsoft.com/office/word/2012/wordml" xmlns:w16cex="http://schemas.microsoft.com/office/word/2018/wordml/cex" xmlns:w16cid="http://schemas.microsoft.com/office/word/2016/wordml/cid" xmlns:w16="http://schemas.microsoft.com/office/word/2018/wordml" xmlns:w16sdtdh="http://schemas.microsoft.com/office/word/2020/wordml/sdtdatahash" xmlns:w16se="http://schemas.microsoft.com/office/word/2015/wordml/symex" xmlns:wpg="http://schemas.microsoft.com/office/word/2010/wordprocessingGroup" xmlns:wpi="http://schemas.microsoft.com/office/word/2010/wordprocessingInk" xmlns:wne="http://schemas.microsoft.com/office/word/2006/wordml" xmlns:wps="http://schemas.microsoft.com/office/word/2010/wordprocessingShape" mc:Ignorable="w14 w15 w16se w16cid w16 w16cex w16sdtdh wp14">
+<w:hdr xmlns:wpc="http://schemas.microsoft.com/office/word/2010/wordprocessingCanvas" xmlns:cx="http://schemas.microsoft.com/office/drawing/2014/chartex" xmlns:cx1="http://schemas.microsoft.com/office/drawing/2015/9/8/chartex" xmlns:cx2="http://schemas.microsoft.com/office/drawing/2015/10/21/chartex" xmlns:cx3="http://schemas.microsoft.com/office/drawing/2016/5/9/chartex" xmlns:cx4="http://schemas.microsoft.com/office/drawing/2016/5/10/chartex" xmlns:cx5="http://schemas.microsoft.com/office/drawing/2016/5/11/chartex" xmlns:cx6="http://schemas.microsoft.com/office/drawing/2016/5/12/chartex" xmlns:cx7="http://schemas.microsoft.com/office/drawing/2016/5/13/chartex" xmlns:cx8="http://schemas.microsoft.com/office/drawing/2016/5/14/chartex" xmlns:mc="http://schemas.openxmlformats.org/markup-compatibility/2006" xmlns:aink="http://schemas.microsoft.com/office/drawing/2016/ink" xmlns:am3d="http://schemas.microsoft.com/office/drawing/2017/model3d" xmlns:o="urn:schemas-microsoft-com:office:office" xmlns:oel="http://schemas.microsoft.com/office/2019/extlst" xmlns:r="http://schemas.openxmlformats.org/officeDocument/2006/relationships" xmlns:m="http://schemas.openxmlformats.org/officeDocument/2006/math" xmlns:v="urn:schemas-microsoft-com:vml" xmlns:wp14="http://schemas.microsoft.com/office/word/2010/wordprocessingDrawing" xmlns:wp="http://schemas.openxmlformats.org/drawingml/2006/wordprocessingDrawing" xmlns:w10="urn:schemas-microsoft-com:office:word" xmlns:w="http://schemas.openxmlformats.org/wordprocessingml/2006/main" xmlns:w14="http://schemas.microsoft.com/office/word/2010/wordml" xmlns:w15="http://schemas.microsoft.com/office/word/2012/wordml" xmlns:w16cex="http://schemas.microsoft.com/office/word/2018/wordml/cex" xmlns:w16cid="http://schemas.microsoft.com/office/word/2016/wordml/cid" xmlns:w16="http://schemas.microsoft.com/office/word/2018/wordml" xmlns:w16du="http://schemas.microsoft.com/office/word/2023/wordml/word16du" xmlns:w16sdtdh="http://schemas.microsoft.com/office/word/2020/wordml/sdtdatahash" xmlns:w16sdtfl="http://schemas.microsoft.com/office/word/2024/wordml/sdtformatlock" xmlns:w16se="http://schemas.microsoft.com/office/word/2015/wordml/symex" xmlns:wpg="http://schemas.microsoft.com/office/word/2010/wordprocessingGroup" xmlns:wpi="http://schemas.microsoft.com/office/word/2010/wordprocessingInk" xmlns:wne="http://schemas.microsoft.com/office/word/2006/wordml" xmlns:wps="http://schemas.microsoft.com/office/word/2010/wordprocessingShape" mc:Ignorable="w14 w15 w16se w16cid w16 w16cex w16sdtdh w16sdtfl w16du wp14">
   <w:p>
     <w:pPr>
       <w:pStyle w:val="Header"/>
@@ -724,7 +736,7 @@
     <w:r>
       <w:tab/>
       <w:tab/>
-      <w:t>2026-06-17</w:t>
+      <w:t>2026-06-18</w:t>
       <w:br/>
       <w:br/>
     </w:r>
@@ -741,7 +753,7 @@
 </file>
 
 <file path=word/numbering.xml><?xml version="1.0" encoding="utf-8"?>
-<w:numbering xmlns:wpc="http://schemas.microsoft.com/office/word/2010/wordprocessingCanvas" xmlns:cx="http://schemas.microsoft.com/office/drawing/2014/chartex" xmlns:cx1="http://schemas.microsoft.com/office/drawing/2015/9/8/chartex" xmlns:cx2="http://schemas.microsoft.com/office/drawing/2015/10/21/chartex" xmlns:cx3="http://schemas.microsoft.com/office/drawing/2016/5/9/chartex" xmlns:cx4="http://schemas.microsoft.com/office/drawing/2016/5/10/chartex" xmlns:cx5="http://schemas.microsoft.com/office/drawing/2016/5/11/chartex" xmlns:cx6="http://schemas.microsoft.com/office/drawing/2016/5/12/chartex" xmlns:cx7="http://schemas.microsoft.com/office/drawing/2016/5/13/chartex" xmlns:cx8="http://schemas.microsoft.com/office/drawing/2016/5/14/chartex" xmlns:mc="http://schemas.openxmlformats.org/markup-compatibility/2006" xmlns:aink="http://schemas.microsoft.com/office/drawing/2016/ink" xmlns:am3d="http://schemas.microsoft.com/office/drawing/2017/model3d" xmlns:o="urn:schemas-microsoft-com:office:office" xmlns:oel="http://schemas.microsoft.com/office/2019/extlst" xmlns:r="http://schemas.openxmlformats.org/officeDocument/2006/relationships" xmlns:m="http://schemas.openxmlformats.org/officeDocument/2006/math" xmlns:v="urn:schemas-microsoft-com:vml" xmlns:wp14="http://schemas.microsoft.com/office/word/2010/wordprocessingDrawing" xmlns:wp="http://schemas.openxmlformats.org/drawingml/2006/wordprocessingDrawing" xmlns:w10="urn:schemas-microsoft-com:office:word" xmlns:w="http://schemas.openxmlformats.org/wordprocessingml/2006/main" xmlns:w14="http://schemas.microsoft.com/office/word/2010/wordml" xmlns:w15="http://schemas.microsoft.com/office/word/2012/wordml" xmlns:w16cex="http://schemas.microsoft.com/office/word/2018/wordml/cex" xmlns:w16cid="http://schemas.microsoft.com/office/word/2016/wordml/cid" xmlns:w16="http://schemas.microsoft.com/office/word/2018/wordml" xmlns:w16sdtdh="http://schemas.microsoft.com/office/word/2020/wordml/sdtdatahash" xmlns:w16se="http://schemas.microsoft.com/office/word/2015/wordml/symex" xmlns:wpg="http://schemas.microsoft.com/office/word/2010/wordprocessingGroup" xmlns:wpi="http://schemas.microsoft.com/office/word/2010/wordprocessingInk" xmlns:wne="http://schemas.microsoft.com/office/word/2006/wordml" xmlns:wps="http://schemas.microsoft.com/office/word/2010/wordprocessingShape" mc:Ignorable="w14 w15 w16se w16cid w16 w16cex w16sdtdh wp14">
+<w:numbering xmlns:wpc="http://schemas.microsoft.com/office/word/2010/wordprocessingCanvas" xmlns:cx="http://schemas.microsoft.com/office/drawing/2014/chartex" xmlns:cx1="http://schemas.microsoft.com/office/drawing/2015/9/8/chartex" xmlns:cx2="http://schemas.microsoft.com/office/drawing/2015/10/21/chartex" xmlns:cx3="http://schemas.microsoft.com/office/drawing/2016/5/9/chartex" xmlns:cx4="http://schemas.microsoft.com/office/drawing/2016/5/10/chartex" xmlns:cx5="http://schemas.microsoft.com/office/drawing/2016/5/11/chartex" xmlns:cx6="http://schemas.microsoft.com/office/drawing/2016/5/12/chartex" xmlns:cx7="http://schemas.microsoft.com/office/drawing/2016/5/13/chartex" xmlns:cx8="http://schemas.microsoft.com/office/drawing/2016/5/14/chartex" xmlns:mc="http://schemas.openxmlformats.org/markup-compatibility/2006" xmlns:aink="http://schemas.microsoft.com/office/drawing/2016/ink" xmlns:am3d="http://schemas.microsoft.com/office/drawing/2017/model3d" xmlns:o="urn:schemas-microsoft-com:office:office" xmlns:oel="http://schemas.microsoft.com/office/2019/extlst" xmlns:r="http://schemas.openxmlformats.org/officeDocument/2006/relationships" xmlns:m="http://schemas.openxmlformats.org/officeDocument/2006/math" xmlns:v="urn:schemas-microsoft-com:vml" xmlns:wp14="http://schemas.microsoft.com/office/word/2010/wordprocessingDrawing" xmlns:wp="http://schemas.openxmlformats.org/drawingml/2006/wordprocessingDrawing" xmlns:w10="urn:schemas-microsoft-com:office:word" xmlns:w="http://schemas.openxmlformats.org/wordprocessingml/2006/main" xmlns:w14="http://schemas.microsoft.com/office/word/2010/wordml" xmlns:w15="http://schemas.microsoft.com/office/word/2012/wordml" xmlns:w16cex="http://schemas.microsoft.com/office/word/2018/wordml/cex" xmlns:w16cid="http://schemas.microsoft.com/office/word/2016/wordml/cid" xmlns:w16="http://schemas.microsoft.com/office/word/2018/wordml" xmlns:w16du="http://schemas.microsoft.com/office/word/2023/wordml/word16du" xmlns:w16sdtdh="http://schemas.microsoft.com/office/word/2020/wordml/sdtdatahash" xmlns:w16sdtfl="http://schemas.microsoft.com/office/word/2024/wordml/sdtformatlock" xmlns:w16se="http://schemas.microsoft.com/office/word/2015/wordml/symex" xmlns:wpg="http://schemas.microsoft.com/office/word/2010/wordprocessingGroup" xmlns:wpi="http://schemas.microsoft.com/office/word/2010/wordprocessingInk" xmlns:wne="http://schemas.microsoft.com/office/word/2006/wordml" xmlns:wps="http://schemas.microsoft.com/office/word/2010/wordprocessingShape" mc:Ignorable="w14 w15 w16se w16cid w16 w16cex w16sdtdh w16sdtfl w16du wp14">
   <w:abstractNum w:abstractNumId="0" w15:restartNumberingAfterBreak="0">
     <w:nsid w:val="FFFFFF7C"/>
     <w:multiLevelType w:val="singleLevel"/>
@@ -944,7 +956,7 @@
 </file>
 
 <file path=word/styles.xml><?xml version="1.0" encoding="utf-8"?>
-<w:styles xmlns:mc="http://schemas.openxmlformats.org/markup-compatibility/2006" xmlns:r="http://schemas.openxmlformats.org/officeDocument/2006/relationships" xmlns:w="http://schemas.openxmlformats.org/wordprocessingml/2006/main" xmlns:w14="http://schemas.microsoft.com/office/word/2010/wordml" xmlns:w15="http://schemas.microsoft.com/office/word/2012/wordml" xmlns:w16cex="http://schemas.microsoft.com/office/word/2018/wordml/cex" xmlns:w16cid="http://schemas.microsoft.com/office/word/2016/wordml/cid" xmlns:w16="http://schemas.microsoft.com/office/word/2018/wordml" xmlns:w16sdtdh="http://schemas.microsoft.com/office/word/2020/wordml/sdtdatahash" xmlns:w16se="http://schemas.microsoft.com/office/word/2015/wordml/symex" mc:Ignorable="w14 w15 w16se w16cid w16 w16cex w16sdtdh">
+<w:styles xmlns:mc="http://schemas.openxmlformats.org/markup-compatibility/2006" xmlns:r="http://schemas.openxmlformats.org/officeDocument/2006/relationships" xmlns:w="http://schemas.openxmlformats.org/wordprocessingml/2006/main" xmlns:w14="http://schemas.microsoft.com/office/word/2010/wordml" xmlns:w15="http://schemas.microsoft.com/office/word/2012/wordml" xmlns:w16cex="http://schemas.microsoft.com/office/word/2018/wordml/cex" xmlns:w16cid="http://schemas.microsoft.com/office/word/2016/wordml/cid" xmlns:w16="http://schemas.microsoft.com/office/word/2018/wordml" xmlns:w16du="http://schemas.microsoft.com/office/word/2023/wordml/word16du" xmlns:w16sdtdh="http://schemas.microsoft.com/office/word/2020/wordml/sdtdatahash" xmlns:w16sdtfl="http://schemas.microsoft.com/office/word/2024/wordml/sdtformatlock" xmlns:w16se="http://schemas.microsoft.com/office/word/2015/wordml/symex" mc:Ignorable="w14 w15 w16se w16cid w16 w16cex w16sdtdh w16sdtfl w16du">
   <w:docDefaults>
     <w:rPrDefault>
       <w:rPr>
@@ -1702,7 +1714,7 @@
     <w:link w:val="TitleChar"/>
     <w:uiPriority w:val="10"/>
     <w:qFormat/>
-    <w:rsid w:val="007106C8"/>
+    <w:rsid w:val="00E854FA"/>
     <w:pPr>
       <w:spacing w:after="300" w:line="240" w:lineRule="auto"/>
       <w:contextualSpacing/>
@@ -1712,7 +1724,7 @@
       <w:rFonts w:eastAsiaTheme="majorEastAsia" w:cstheme="majorBidi"/>
       <w:spacing w:val="5"/>
       <w:kern w:val="28"/>
-      <w:sz w:val="52"/>
+      <w:sz w:val="40"/>
       <w:szCs w:val="52"/>
       <w:lang w:val="sv-SE" w:eastAsia="en-US" w:bidi="ar-SA"/>
     </w:rPr>
@@ -1722,12 +1734,12 @@
     <w:basedOn w:val="DefaultParagraphFont"/>
     <w:link w:val="Title"/>
     <w:uiPriority w:val="10"/>
-    <w:rsid w:val="007106C8"/>
+    <w:rsid w:val="00E854FA"/>
     <w:rPr>
       <w:rFonts w:ascii="Times New Roman" w:eastAsiaTheme="majorEastAsia" w:hAnsi="Times New Roman" w:cstheme="majorBidi"/>
       <w:spacing w:val="5"/>
       <w:kern w:val="28"/>
-      <w:sz w:val="52"/>
+      <w:sz w:val="40"/>
       <w:szCs w:val="52"/>
       <w:lang w:val="sv-SE" w:eastAsia="en-US" w:bidi="ar-SA"/>
     </w:rPr>

--- a/klagomål/A 27011-2026 FSC-klagomål.docx
+++ b/klagomål/A 27011-2026 FSC-klagomål.docx
@@ -736,7 +736,7 @@
     <w:r>
       <w:tab/>
       <w:tab/>
-      <w:t>2026-06-18</w:t>
+      <w:t>2026-06-19</w:t>
       <w:br/>
       <w:br/>
     </w:r>

--- a/klagomål/A 27011-2026 FSC-klagomål.docx
+++ b/klagomål/A 27011-2026 FSC-klagomål.docx
@@ -736,7 +736,7 @@
     <w:r>
       <w:tab/>
       <w:tab/>
-      <w:t>2026-06-19</w:t>
+      <w:t>2026-06-20</w:t>
       <w:br/>
       <w:br/>
     </w:r>

--- a/klagomål/A 27011-2026 FSC-klagomål.docx
+++ b/klagomål/A 27011-2026 FSC-klagomål.docx
@@ -168,38 +168,7 @@
     </w:p>
     <w:p>
       <w:r>
-        <w:t>Detta dokument behandlar höga naturvärden i avverkningsanmälan A 27011-2026 i Gällivare kommun som inkom 2026-06-12 och omfattar 9,6 ha.</w:t>
-      </w:r>
-    </w:p>
-    <w:p>
-      <w:r>
-        <w:t>Nedan presenteras fynd av naturvårdsarter och fridlysta arter som gjorts i det avverkningsanmälda området, samt relevanta utdrag ur standarderna för FSC, Chain of Custody, Controlled Wood och PEFC.</w:t>
-      </w:r>
-    </w:p>
-    <w:p>
-      <w:r>
-        <w:t>Vi förväntar oss att ni återkommer med ett skriftligt svar på vårt klagomål och även beskriver vilka korrigerande åtgärder ni satt in för att rätta till identifierade brister i er efterlevnad av den svenska FSC standarden.</w:t>
-      </w:r>
-    </w:p>
-    <w:p>
-      <w:pPr>
-        <w:pStyle w:val="Heading1"/>
-      </w:pPr>
-      <w:r>
-        <w:t>Naturvårdsarter</w:t>
-      </w:r>
-    </w:p>
-    <w:p>
-      <w:r>
-        <w:t>I och inom 9 meter från avverkningsanmälan har följande 3 naturvårdsarter hittats: dropptaggsvamp (NT, T), skarp dropptaggsvamp (NT) och plattlummer (S, T, §9). Av dessa är 2 rödlistade. För rödlistade arter har rödlistekategorin angivits inom parentes. Arter som är signalarter enligt Skogsstyrelsen har markerats med (S). Typiska arter inom Natura 2000 som är kopplade till skogsekosystem har markerats med (T). För fridlysta arter anges även paragrafen i Artskyddsförordningen som arten är fridlyst enligt.</w:t>
-      </w:r>
-    </w:p>
-    <w:p>
-      <w:r>
-        <w:t>De påträffade naturvårdsarterna är ett tydligt kvitto på att det rör sig om en skog med höga naturvärden.</w:t>
-      </w:r>
-      <w:r>
-        <w:t xml:space="preserve"> I Figur 1 visas fyndplatser för naturvårdsarter i området, som finns registrerade på Artportalen.</w:t>
+        <w:t>Detta klagomål behandlar höga naturvärden i avverkningsanmälan A 27011-2026 i Gällivare kommun som inkom 2026-06-12 och omfattar 9,6 ha.</w:t>
       </w:r>
     </w:p>
     <w:p>
@@ -247,57 +216,35 @@
         <w:spacing w:after="240"/>
       </w:pPr>
       <w:r>
-        <w:t>Figur 1. Fyndplatser för naturvårdsarter i och inom 9 meter från avverkningsanmälan (röd linje). Markörer utan svart kant är placerade på fyndplatsen. Markörer med svart kant är placerade vid sidan av fyndplatsen och har ett svart streck som visar fyndplatsens exakta position. Kartans mittpunktskoordinat är N 7413526, E 759981 i SWEREF 99 TM.</w:t>
+        <w:t>Figur 1. Fyndplatser för naturvårdsarter i och inom 9 meter från avverkningsanmälan. Markörer utan svart kant är placerade på fyndplatsen. Markörer med svart kant är placerade vid sidan av fyndplatsen har ett svart streck som visar fyndplatsens exakta position. Kartans mittpunktskoordinat är N 7413526, E 759981 i SWEREF 99 TM.</w:t>
+      </w:r>
+    </w:p>
+    <w:p>
+      <w:r>
+        <w:t>I och inom 9 meter från avverkningsanmälan finns fynd av 3 naturvårdsarter, varav 2 är rödlistade, 1 är fridlyst, 2 är typiska (T) och 1 är signalart (S): dropptaggsvamp (NT, T), skarp dropptaggsvamp (NT) och plattlummer (S, T, §9). Se Figur 1.</w:t>
+      </w:r>
+    </w:p>
+    <w:p>
+      <w:r>
+        <w:t>Nedan presenteras relevanta utdrag ur standarderna för FSC, Chain of Custody, Controlled Wood och PEFC.</w:t>
+      </w:r>
+    </w:p>
+    <w:p>
+      <w:r>
+        <w:t>Vi förväntar oss att ni återkommer med ett skriftligt svar på vårt klagomål och även beskriver vilka korrigerande åtgärder ni satt in för att rätta till identifierade brister i er efterlevnad av den svenska FSC standarden.</w:t>
       </w:r>
     </w:p>
     <w:p>
       <w:pPr>
-        <w:pStyle w:val="Heading2"/>
+        <w:pStyle w:val="Heading1"/>
       </w:pPr>
       <w:r>
-        <w:t>Fridlysta arter</w:t>
+        <w:t>Naturvårdsarter och fridlysta arter</w:t>
       </w:r>
     </w:p>
     <w:p>
       <w:r>
-        <w:t>Följande fridlysta arter har sina livsmiljöer och växtplatser i den avverkningsanmälda skogen: plattlummer (S, T, §9).</w:t>
-      </w:r>
-    </w:p>
-    <w:p>
-      <w:r>
-        <w:rPr>
-          <w:b/>
-        </w:rPr>
-        <w:t>Plattlummer (§9)</w:t>
-      </w:r>
-      <w:r>
-        <w:t xml:space="preserve"> växer främst i ljusöppna sandtallskogar eller annan gles, torr och brandpräglad hedbarrskog. Den är mest frekvent i olika typer av naturskogar och kontinuitetsskogar och missgynnas markant av slutavverkning och maskinell markberedning. Söder ut i landet förekommer de närstående arterna cypresslummer (VU, §8) och mellanlummer (VU, §9), vilka båda omfattas av EU:s art- och habitatdirektiv. Plattlummer är typisk art för </w:t>
-      </w:r>
-      <w:r>
-        <w:rPr>
-          <w:i/>
-        </w:rPr>
-        <w:t xml:space="preserve">9010 Taiga </w:t>
-      </w:r>
-      <w:r>
-        <w:t>och</w:t>
-      </w:r>
-      <w:r>
-        <w:rPr>
-          <w:i/>
-        </w:rPr>
-        <w:t xml:space="preserve"> 2320 Rissandhedar </w:t>
-      </w:r>
-      <w:r>
-        <w:t>(Nitare &amp; Skogsstyrelsen, 2019; SLU Artdatabanken, 2025).</w:t>
-      </w:r>
-    </w:p>
-    <w:p>
-      <w:pPr>
-        <w:pStyle w:val="Heading2"/>
-      </w:pPr>
-      <w:r>
-        <w:t>Övriga naturvårdsarter</w:t>
+        <w:t>Nedan följer beskrivningar av de naturvårdsarter och fridlysta arter som har sina livsmiljöer och växtplatser i den avverkningsanmälda skogen. De påträffade naturvårdsarterna är ett tydligt kvitto på att det rör sig om en skog med höga naturvärden.</w:t>
       </w:r>
     </w:p>
     <w:p>
@@ -329,6 +276,35 @@
       </w:r>
       <w:r>
         <w:t>bildar mykorrhiza med både gran och tall, främst i barrskogar med trädkontinuitet. Arten uppträder dels i näringsrik kalkbarrskog och dels i sur lavtallskog. Kalkbarrskogarna är ofta grandominerade, olikåldriga och skiktade på frisk mark med ett örtrikt vegetationsskikt. Lavtallskogarna är i regel magra, torra, ljusöppna och ofta brandpräglade. Den totala populationen i landet har minskat och bedöms fortsätta minska till följd av avverkning av äldre barrskogar. Arten har begränsad förmåga att återetablera sig efter slutavverkning eller andra storskaliga skogsbruksåtgärder. Det saknas indikationer på att arten långsiktigt kan etablera eller reproducera sig i skogsbestånd som brukas med metoder som trakthyggesbruk, markberedning, gödsling eller föryngring med förädlat plantmaterial. Minskningstakten för den svenska populationen bedöms vara nära gränsvärdet för Sårbar (VU) (SLU Artdatabanken, 2026).</w:t>
+      </w:r>
+    </w:p>
+    <w:p>
+      <w:r>
+        <w:rPr>
+          <w:b/>
+        </w:rPr>
+        <w:t>Plattlummer (§9)</w:t>
+      </w:r>
+      <w:r>
+        <w:t xml:space="preserve"> växer främst i ljusöppna sandtallskogar eller annan gles, torr och brandpräglad hedbarrskog. Den är mest frekvent i olika typer av naturskogar och kontinuitetsskogar och missgynnas markant av slutavverkning och maskinell markberedning. Söder ut i landet förekommer de närstående arterna cypresslummer (VU, §8) och mellanlummer (VU, §9), vilka båda omfattas av EU:s art- och habitatdirektiv. Plattlummer är typisk art för </w:t>
+      </w:r>
+      <w:r>
+        <w:rPr>
+          <w:i/>
+        </w:rPr>
+        <w:t xml:space="preserve">9010 Taiga </w:t>
+      </w:r>
+      <w:r>
+        <w:t>och</w:t>
+      </w:r>
+      <w:r>
+        <w:rPr>
+          <w:i/>
+        </w:rPr>
+        <w:t xml:space="preserve"> 2320 Rissandhedar </w:t>
+      </w:r>
+      <w:r>
+        <w:t>(Nitare &amp; Skogsstyrelsen, 2019; SLU Artdatabanken, 2025).</w:t>
       </w:r>
     </w:p>
     <w:p>
@@ -736,7 +712,7 @@
     <w:r>
       <w:tab/>
       <w:tab/>
-      <w:t>2026-06-20</w:t>
+      <w:t>2026-06-21</w:t>
       <w:br/>
       <w:br/>
     </w:r>

--- a/klagomål/A 27011-2026 FSC-klagomål.docx
+++ b/klagomål/A 27011-2026 FSC-klagomål.docx
@@ -712,7 +712,7 @@
     <w:r>
       <w:tab/>
       <w:tab/>
-      <w:t>2026-06-21</w:t>
+      <w:t>2026-06-22</w:t>
       <w:br/>
       <w:br/>
     </w:r>
